--- a/ThreeWeekCycle.docx
+++ b/ThreeWeekCycle.docx
@@ -472,421 +472,8 @@
       <w:r>
         <w:t>For example, you gave yourself a “1” for “Time Management” when I noted that you were out of your seat and chatting that day</w:t>
       </w:r>
-    </w:p>
-    <w:p>
-      <w:pPr>
-        <w:pStyle w:val="Heading2"/>
-      </w:pPr>
-      <w:r>
-        <w:t>Reflections</w:t>
-      </w:r>
-    </w:p>
-    <w:p>
-      <w:r>
-        <w:t>Continue to do Reflections as normal. However, this document provides extra context as to what a “wrong” answer is.</w:t>
-      </w:r>
-    </w:p>
-    <w:p>
-      <w:pPr>
-        <w:pStyle w:val="Heading3"/>
-      </w:pPr>
-      <w:r>
-        <w:t>Banned answers</w:t>
-      </w:r>
-    </w:p>
-    <w:p>
-      <w:pPr>
-        <w:pStyle w:val="ListParagraph"/>
-        <w:numPr>
-          <w:ilvl w:val="0"/>
-          <w:numId w:val="2"/>
-        </w:numPr>
-      </w:pPr>
-      <w:r>
-        <w:t>“I didn’t do X. In the future, I will do X”</w:t>
-      </w:r>
-    </w:p>
-    <w:p>
-      <w:pPr>
-        <w:pStyle w:val="ListParagraph"/>
-        <w:numPr>
-          <w:ilvl w:val="1"/>
-          <w:numId w:val="2"/>
-        </w:numPr>
-      </w:pPr>
-      <w:r>
-        <w:t>Study? Sleep? Pay Attention? Turn in assignment? Doesn’t matter.</w:t>
-      </w:r>
-    </w:p>
-    <w:p>
-      <w:pPr>
-        <w:pStyle w:val="ListParagraph"/>
-        <w:numPr>
-          <w:ilvl w:val="1"/>
-          <w:numId w:val="2"/>
-        </w:numPr>
-      </w:pPr>
-      <w:r>
-        <w:t>If you were able to do it the first time, you would have.</w:t>
-      </w:r>
-    </w:p>
-    <w:p>
-      <w:pPr>
-        <w:pStyle w:val="ListParagraph"/>
-        <w:numPr>
-          <w:ilvl w:val="1"/>
-          <w:numId w:val="2"/>
-        </w:numPr>
-      </w:pPr>
-      <w:r>
-        <w:t xml:space="preserve">Specific plan, including </w:t>
-      </w:r>
-      <w:r>
-        <w:t>“</w:t>
-      </w:r>
-      <w:r>
-        <w:t>How</w:t>
-      </w:r>
-      <w:r>
-        <w:t>”</w:t>
-      </w:r>
-      <w:r>
-        <w:t xml:space="preserve"> and </w:t>
-      </w:r>
-      <w:r>
-        <w:t>“</w:t>
-      </w:r>
-      <w:r>
-        <w:t>When</w:t>
-      </w:r>
-      <w:r>
-        <w:t>”</w:t>
-      </w:r>
-      <w:r>
-        <w:t>.</w:t>
-      </w:r>
-    </w:p>
-    <w:p>
-      <w:pPr>
-        <w:pStyle w:val="ListParagraph"/>
-        <w:numPr>
-          <w:ilvl w:val="1"/>
-          <w:numId w:val="2"/>
-        </w:numPr>
-      </w:pPr>
-      <w:r>
-        <w:t>What is the quantifiable goal to know you have succeeded? How will you enforce it? How will you reward it?</w:t>
-      </w:r>
-    </w:p>
-    <w:p>
-      <w:pPr>
-        <w:pStyle w:val="ListParagraph"/>
-        <w:numPr>
-          <w:ilvl w:val="1"/>
-          <w:numId w:val="2"/>
-        </w:numPr>
-      </w:pPr>
-      <w:r>
-        <w:t>Keep it within your control. You are not a doctor. Do not give me a drug/supplement solution. Give me a habitual behavior change.</w:t>
-      </w:r>
-    </w:p>
-    <w:p>
-      <w:pPr>
-        <w:pStyle w:val="ListParagraph"/>
-        <w:numPr>
-          <w:ilvl w:val="0"/>
-          <w:numId w:val="2"/>
-        </w:numPr>
-      </w:pPr>
-      <w:r>
-        <w:t>“This question does not apply to me”</w:t>
-      </w:r>
-    </w:p>
-    <w:p>
-      <w:pPr>
-        <w:pStyle w:val="ListParagraph"/>
-        <w:numPr>
-          <w:ilvl w:val="1"/>
-          <w:numId w:val="2"/>
-        </w:numPr>
-      </w:pPr>
-      <w:r>
-        <w:t>Make it apply to you the best you can.</w:t>
-      </w:r>
-    </w:p>
-    <w:p>
-      <w:pPr>
-        <w:pStyle w:val="ListParagraph"/>
-        <w:numPr>
-          <w:ilvl w:val="0"/>
-          <w:numId w:val="2"/>
-        </w:numPr>
-      </w:pPr>
-      <w:r>
-        <w:t>“I learned X” where X is the assignment.</w:t>
-      </w:r>
-    </w:p>
-    <w:p>
-      <w:pPr>
-        <w:pStyle w:val="ListParagraph"/>
-        <w:numPr>
-          <w:ilvl w:val="1"/>
-          <w:numId w:val="2"/>
-        </w:numPr>
-      </w:pPr>
-      <w:r>
-        <w:t>You are just rephrasing what I said in the assignment.</w:t>
-      </w:r>
-    </w:p>
-    <w:p>
-      <w:pPr>
-        <w:pStyle w:val="ListParagraph"/>
-        <w:numPr>
-          <w:ilvl w:val="1"/>
-          <w:numId w:val="2"/>
-        </w:numPr>
-      </w:pPr>
-      <w:r>
-        <w:t>Why is this important? What problem has it solved for you?</w:t>
-      </w:r>
-    </w:p>
-    <w:p>
-      <w:pPr>
-        <w:pStyle w:val="ListParagraph"/>
-        <w:numPr>
-          <w:ilvl w:val="1"/>
-          <w:numId w:val="2"/>
-        </w:numPr>
-      </w:pPr>
-      <w:r>
-        <w:t>Give a specific application you would like to use the knowledge for</w:t>
-      </w:r>
-    </w:p>
-    <w:p>
-      <w:pPr>
-        <w:pStyle w:val="ListParagraph"/>
-        <w:numPr>
-          <w:ilvl w:val="0"/>
-          <w:numId w:val="2"/>
-        </w:numPr>
-      </w:pPr>
-      <w:r>
-        <w:t>“I don’t know”</w:t>
-      </w:r>
-    </w:p>
-    <w:p>
-      <w:pPr>
-        <w:pStyle w:val="ListParagraph"/>
-        <w:numPr>
-          <w:ilvl w:val="1"/>
-          <w:numId w:val="2"/>
-        </w:numPr>
-      </w:pPr>
-      <w:r>
-        <w:t>Find out</w:t>
-      </w:r>
-    </w:p>
-    <w:p>
-      <w:pPr>
-        <w:pStyle w:val="Heading3"/>
-      </w:pPr>
-      <w:r>
-        <w:lastRenderedPageBreak/>
-        <w:t>Answers that are actually mistakes</w:t>
-      </w:r>
-    </w:p>
-    <w:p>
-      <w:pPr>
-        <w:pStyle w:val="ListParagraph"/>
-        <w:numPr>
-          <w:ilvl w:val="0"/>
-          <w:numId w:val="2"/>
-        </w:numPr>
-      </w:pPr>
-      <w:r>
-        <w:t>“I couldn’t do this, because somebody else did this”</w:t>
-      </w:r>
-    </w:p>
-    <w:p>
-      <w:pPr>
-        <w:pStyle w:val="ListParagraph"/>
-        <w:numPr>
-          <w:ilvl w:val="1"/>
-          <w:numId w:val="2"/>
-        </w:numPr>
-      </w:pPr>
-      <w:r>
-        <w:t>Deflection. I am not asking what someone else did. Take accountability for your opportunities and actions.</w:t>
-      </w:r>
-    </w:p>
-    <w:p>
-      <w:pPr>
-        <w:pStyle w:val="ListParagraph"/>
-        <w:numPr>
-          <w:ilvl w:val="0"/>
-          <w:numId w:val="2"/>
-        </w:numPr>
-      </w:pPr>
-      <w:r>
-        <w:t>“I couldn’t do this, because &lt;passive aggressive comment about teacher&gt;”</w:t>
-      </w:r>
-    </w:p>
-    <w:p>
-      <w:pPr>
-        <w:pStyle w:val="ListParagraph"/>
-        <w:numPr>
-          <w:ilvl w:val="1"/>
-          <w:numId w:val="2"/>
-        </w:numPr>
-      </w:pPr>
-      <w:r>
-        <w:t>Deflection. You made it all the way to the end of the week without resolving this problem with the teacher?</w:t>
-      </w:r>
-    </w:p>
-    <w:p>
-      <w:pPr>
-        <w:pStyle w:val="ListParagraph"/>
-        <w:numPr>
-          <w:ilvl w:val="0"/>
-          <w:numId w:val="2"/>
-        </w:numPr>
-      </w:pPr>
-      <w:r>
-        <w:t>“I couldn’t do this, because I was waiting on X”</w:t>
-      </w:r>
-    </w:p>
-    <w:p>
-      <w:pPr>
-        <w:pStyle w:val="ListParagraph"/>
-        <w:numPr>
-          <w:ilvl w:val="1"/>
-          <w:numId w:val="2"/>
-        </w:numPr>
-      </w:pPr>
-      <w:r>
-        <w:t>You should have done everything you can while you were waiting, or done something to expedite the thing you were waiting on</w:t>
-      </w:r>
-    </w:p>
-    <w:p>
-      <w:pPr>
-        <w:pStyle w:val="Heading3"/>
-      </w:pPr>
-      <w:r>
-        <w:t>Other most common mistakes</w:t>
-      </w:r>
-    </w:p>
-    <w:p>
-      <w:pPr>
-        <w:pStyle w:val="ListParagraph"/>
-        <w:numPr>
-          <w:ilvl w:val="0"/>
-          <w:numId w:val="10"/>
-        </w:numPr>
-      </w:pPr>
-      <w:r>
-        <w:t>Not answering each question completely</w:t>
-      </w:r>
-    </w:p>
-    <w:p>
-      <w:pPr>
-        <w:pStyle w:val="ListParagraph"/>
-        <w:numPr>
-          <w:ilvl w:val="1"/>
-          <w:numId w:val="10"/>
-        </w:numPr>
-      </w:pPr>
-      <w:r>
-        <w:t>One prompt can contain multiple questions. It is usually identifying a problem and then finding a solution. The solution must be a complete, actionable solution.</w:t>
-      </w:r>
-    </w:p>
-    <w:p>
-      <w:pPr>
-        <w:pStyle w:val="ListParagraph"/>
-        <w:numPr>
-          <w:ilvl w:val="0"/>
-          <w:numId w:val="10"/>
-        </w:numPr>
-      </w:pPr>
-      <w:r>
-        <w:t>Answering with a joke</w:t>
-      </w:r>
-    </w:p>
-    <w:p>
-      <w:pPr>
-        <w:pStyle w:val="ListParagraph"/>
-        <w:numPr>
-          <w:ilvl w:val="1"/>
-          <w:numId w:val="10"/>
-        </w:numPr>
-      </w:pPr>
-      <w:r>
-        <w:t>Take these seriously. These are to strengthen your employable skills.</w:t>
-      </w:r>
-    </w:p>
-    <w:p>
-      <w:pPr>
-        <w:pStyle w:val="ListParagraph"/>
-        <w:numPr>
-          <w:ilvl w:val="0"/>
-          <w:numId w:val="10"/>
-        </w:numPr>
-      </w:pPr>
-      <w:r>
-        <w:t>Bad handwriting and spelling</w:t>
-      </w:r>
-    </w:p>
-    <w:p>
-      <w:pPr>
-        <w:pStyle w:val="ListParagraph"/>
-        <w:numPr>
-          <w:ilvl w:val="1"/>
-          <w:numId w:val="10"/>
-        </w:numPr>
-      </w:pPr>
-      <w:r>
-        <w:t>If I cannot read enough words to understand what the answer is, then it has not been answered</w:t>
-      </w:r>
-    </w:p>
-    <w:p>
-      <w:pPr>
-        <w:pStyle w:val="ListParagraph"/>
-        <w:numPr>
-          <w:ilvl w:val="1"/>
-          <w:numId w:val="10"/>
-        </w:numPr>
-      </w:pPr>
-      <w:r>
-        <w:t>Use the handwriting guide rails to practice your handwriting</w:t>
-      </w:r>
-    </w:p>
-    <w:p>
-      <w:pPr>
-        <w:pStyle w:val="ListParagraph"/>
-        <w:numPr>
-          <w:ilvl w:val="0"/>
-          <w:numId w:val="10"/>
-        </w:numPr>
-      </w:pPr>
-      <w:r>
-        <w:t>Very short answers</w:t>
-      </w:r>
-    </w:p>
-    <w:p>
-      <w:pPr>
-        <w:pStyle w:val="ListParagraph"/>
-        <w:numPr>
-          <w:ilvl w:val="1"/>
-          <w:numId w:val="10"/>
-        </w:numPr>
-      </w:pPr>
-      <w:r>
-        <w:t>It needs to be clear that th</w:t>
-      </w:r>
       <w:bookmarkStart w:id="0" w:name="_GoBack"/>
       <w:bookmarkEnd w:id="0"/>
-      <w:r>
-        <w:t>e question was seriously considered</w:t>
-      </w:r>
     </w:p>
     <w:sectPr>
       <w:pgSz w:w="12240" w:h="15840"/>

--- a/ThreeWeekCycle.docx
+++ b/ThreeWeekCycle.docx
@@ -4,7 +4,7 @@
   <w:body>
     <w:p>
       <w:pPr>
-        <w:pStyle w:val="Heading1"/>
+        <w:pStyle w:val="Title"/>
       </w:pPr>
       <w:r>
         <w:t>Three Week Cycle</w:t>
@@ -48,6 +48,8 @@
       <w:r>
         <w:t>Completing two weeks of issues for a company.</w:t>
       </w:r>
+      <w:bookmarkStart w:id="0" w:name="_GoBack"/>
+      <w:bookmarkEnd w:id="0"/>
     </w:p>
     <w:p>
       <w:pPr>
@@ -472,8 +474,6 @@
       <w:r>
         <w:t>For example, you gave yourself a “1” for “Time Management” when I noted that you were out of your seat and chatting that day</w:t>
       </w:r>
-      <w:bookmarkStart w:id="0" w:name="_GoBack"/>
-      <w:bookmarkEnd w:id="0"/>
     </w:p>
     <w:sectPr>
       <w:pgSz w:w="12240" w:h="15840"/>
@@ -2163,6 +2163,40 @@
       <w:szCs w:val="24"/>
     </w:rPr>
   </w:style>
+  <w:style w:type="paragraph" w:styleId="Title">
+    <w:name w:val="Title"/>
+    <w:basedOn w:val="Normal"/>
+    <w:next w:val="Normal"/>
+    <w:link w:val="TitleChar"/>
+    <w:uiPriority w:val="10"/>
+    <w:qFormat/>
+    <w:rsid w:val="000D3B14"/>
+    <w:pPr>
+      <w:spacing w:after="0" w:line="240" w:lineRule="auto"/>
+      <w:contextualSpacing/>
+    </w:pPr>
+    <w:rPr>
+      <w:rFonts w:asciiTheme="majorHAnsi" w:eastAsiaTheme="majorEastAsia" w:hAnsiTheme="majorHAnsi" w:cstheme="majorBidi"/>
+      <w:spacing w:val="-10"/>
+      <w:kern w:val="28"/>
+      <w:sz w:val="56"/>
+      <w:szCs w:val="56"/>
+    </w:rPr>
+  </w:style>
+  <w:style w:type="character" w:customStyle="1" w:styleId="TitleChar">
+    <w:name w:val="Title Char"/>
+    <w:basedOn w:val="DefaultParagraphFont"/>
+    <w:link w:val="Title"/>
+    <w:uiPriority w:val="10"/>
+    <w:rsid w:val="000D3B14"/>
+    <w:rPr>
+      <w:rFonts w:asciiTheme="majorHAnsi" w:eastAsiaTheme="majorEastAsia" w:hAnsiTheme="majorHAnsi" w:cstheme="majorBidi"/>
+      <w:spacing w:val="-10"/>
+      <w:kern w:val="28"/>
+      <w:sz w:val="56"/>
+      <w:szCs w:val="56"/>
+    </w:rPr>
+  </w:style>
 </w:styles>
 </file>
 
